--- a/src/assets/PlantillaUnoColumnasEng.docx
+++ b/src/assets/PlantillaUnoColumnasEng.docx
@@ -437,23 +437,7 @@
           <w:bCs/>
           <w:lang w:val="es-ES"/>
         </w:rPr>
-        <w:t>{idioma}</w:t>
-      </w:r>
-      <w:r>
-        <w:rPr>
-          <w:b/>
-          <w:bCs/>
-          <w:lang w:val="es-ES"/>
-        </w:rPr>
-        <w:t xml:space="preserve"> </w:t>
-      </w:r>
-      <w:r>
-        <w:rPr>
-          <w:b/>
-          <w:bCs/>
-          <w:lang w:val="es-ES"/>
-        </w:rPr>
-        <w:t>{/</w:t>
+        <w:t>{idioma} {/</w:t>
       </w:r>
       <w:proofErr w:type="spellStart"/>
       <w:r>
@@ -1188,7 +1172,7 @@
     </w:tbl>
     <w:p>
       <w:pPr>
-        <w:jc w:val="both"/>
+        <w:spacing w:after="0"/>
         <w:rPr>
           <w:b/>
           <w:bCs/>
@@ -1199,20 +1183,7 @@
     </w:p>
     <w:p>
       <w:pPr>
-        <w:jc w:val="both"/>
-        <w:rPr>
-          <w:lang w:val="es-ES"/>
-        </w:rPr>
-      </w:pPr>
-      <w:r>
-        <w:rPr>
-          <w:lang w:val="es-ES"/>
-        </w:rPr>
-        <w:t>{#tieneCursos}</w:t>
-      </w:r>
-    </w:p>
-    <w:p>
-      <w:pPr>
+        <w:keepNext/>
         <w:spacing w:after="0"/>
         <w:rPr>
           <w:b/>
@@ -1228,20 +1199,12 @@
           <w:color w:val="0070C0"/>
           <w:lang w:val="es-ES"/>
         </w:rPr>
-        <w:t>OT</w:t>
-      </w:r>
-      <w:r>
-        <w:rPr>
-          <w:b/>
-          <w:bCs/>
-          <w:color w:val="0070C0"/>
-          <w:lang w:val="es-ES"/>
-        </w:rPr>
-        <w:t>HER STUDIES</w:t>
-      </w:r>
-    </w:p>
-    <w:p>
-      <w:pPr>
+        <w:t>WORK EXPERIENCE</w:t>
+      </w:r>
+    </w:p>
+    <w:p>
+      <w:pPr>
+        <w:keepNext/>
         <w:spacing w:after="0"/>
         <w:rPr>
           <w:b/>
@@ -1261,28 +1224,69 @@
     </w:p>
     <w:p>
       <w:pPr>
+        <w:keepNext/>
         <w:spacing w:after="0"/>
         <w:jc w:val="both"/>
       </w:pPr>
       <w:r>
-        <w:t>{#cursos}</w:t>
-      </w:r>
-    </w:p>
-    <w:p>
-      <w:pPr>
+        <w:rPr>
+          <w:lang w:val="es-ES"/>
+        </w:rPr>
+        <w:t>{#</w:t>
+      </w:r>
+      <w:r>
+        <w:t>experiencias</w:t>
+      </w:r>
+      <w:r>
+        <w:rPr>
+          <w:lang w:val="es-ES"/>
+        </w:rPr>
+        <w:t>}</w:t>
+      </w:r>
+    </w:p>
+    <w:p>
+      <w:pPr>
+        <w:keepNext/>
         <w:spacing w:after="0"/>
         <w:jc w:val="both"/>
         <w:rPr>
           <w:b/>
           <w:bCs/>
-        </w:rPr>
-      </w:pPr>
-      <w:r>
-        <w:rPr>
-          <w:b/>
-          <w:bCs/>
-        </w:rPr>
-        <w:t>{nombre}</w:t>
+          <w:lang w:val="es-ES"/>
+        </w:rPr>
+      </w:pPr>
+      <w:r>
+        <w:t>Position</w:t>
+      </w:r>
+      <w:r>
+        <w:rPr>
+          <w:lang w:val="es-ES"/>
+        </w:rPr>
+        <w:t>:</w:t>
+      </w:r>
+      <w:r>
+        <w:rPr>
+          <w:b/>
+          <w:bCs/>
+          <w:lang w:val="es-ES"/>
+        </w:rPr>
+        <w:t xml:space="preserve"> {</w:t>
+      </w:r>
+      <w:r>
+        <w:rPr>
+          <w:b/>
+          <w:bCs/>
+          <w:lang w:val="es-ES"/>
+        </w:rPr>
+        <w:t>puesto</w:t>
+      </w:r>
+      <w:r>
+        <w:rPr>
+          <w:b/>
+          <w:bCs/>
+          <w:lang w:val="es-ES"/>
+        </w:rPr>
+        <w:t>}</w:t>
       </w:r>
     </w:p>
     <w:p>
@@ -1292,44 +1296,110 @@
         <w:rPr>
           <w:b/>
           <w:bCs/>
-        </w:rPr>
-      </w:pPr>
+          <w:u w:val="single"/>
+          <w:lang w:val="es-ES"/>
+        </w:rPr>
+      </w:pPr>
+      <w:r>
+        <w:t>Enterprise</w:t>
+      </w:r>
+      <w:r>
+        <w:rPr>
+          <w:lang w:val="es-ES"/>
+        </w:rPr>
+        <w:t>:</w:t>
+      </w:r>
+      <w:r>
+        <w:rPr>
+          <w:b/>
+          <w:bCs/>
+          <w:lang w:val="es-ES"/>
+        </w:rPr>
+        <w:t xml:space="preserve"> {</w:t>
+      </w:r>
+      <w:r>
+        <w:rPr>
+          <w:b/>
+          <w:bCs/>
+          <w:lang w:val="es-ES"/>
+        </w:rPr>
+        <w:t>empresa</w:t>
+      </w:r>
+      <w:r>
+        <w:rPr>
+          <w:b/>
+          <w:bCs/>
+          <w:lang w:val="es-ES"/>
+        </w:rPr>
+        <w:t>}</w:t>
+      </w:r>
+    </w:p>
+    <w:p>
+      <w:pPr>
+        <w:spacing w:after="120"/>
+        <w:jc w:val="both"/>
+        <w:rPr>
+          <w:b/>
+          <w:bCs/>
+          <w:lang w:val="es-ES"/>
+        </w:rPr>
+      </w:pPr>
+      <w:r>
+        <w:t>Date</w:t>
+      </w:r>
+      <w:r>
+        <w:rPr>
+          <w:lang w:val="es-ES"/>
+        </w:rPr>
+        <w:t>:</w:t>
+      </w:r>
+      <w:r>
+        <w:rPr>
+          <w:b/>
+          <w:bCs/>
+          <w:lang w:val="es-ES"/>
+        </w:rPr>
+        <w:t xml:space="preserve"> {</w:t>
+      </w:r>
+      <w:r>
+        <w:rPr>
+          <w:b/>
+          <w:bCs/>
+          <w:lang w:val="es-ES"/>
+        </w:rPr>
+        <w:t>periodo</w:t>
+      </w:r>
+      <w:r>
+        <w:rPr>
+          <w:b/>
+          <w:bCs/>
+          <w:lang w:val="es-ES"/>
+        </w:rPr>
+        <w:t>}</w:t>
+      </w:r>
+    </w:p>
+    <w:p>
+      <w:pPr>
+        <w:ind w:left="708"/>
+        <w:jc w:val="both"/>
+        <w:rPr>
+          <w:lang w:val="es-ES"/>
+        </w:rPr>
+      </w:pPr>
+      <w:r>
+        <w:rPr>
+          <w:lang w:val="es-ES"/>
+        </w:rPr>
+        <w:t>{</w:t>
+      </w:r>
       <w:proofErr w:type="spellStart"/>
       <w:r>
-        <w:rPr>
-          <w:b/>
-          <w:bCs/>
-        </w:rPr>
-        <w:t>Organization</w:t>
+        <w:t>descripcion</w:t>
       </w:r>
       <w:proofErr w:type="spellEnd"/>
       <w:r>
         <w:rPr>
-          <w:b/>
-          <w:bCs/>
-        </w:rPr>
-        <w:t xml:space="preserve">: </w:t>
-      </w:r>
-      <w:r>
-        <w:rPr>
-          <w:b/>
-          <w:bCs/>
-        </w:rPr>
-        <w:t>{</w:t>
-      </w:r>
-      <w:proofErr w:type="spellStart"/>
-      <w:r>
-        <w:rPr>
-          <w:b/>
-          <w:bCs/>
-        </w:rPr>
-        <w:t>organizacion</w:t>
-      </w:r>
-      <w:proofErr w:type="spellEnd"/>
-      <w:r>
-        <w:rPr>
-          <w:b/>
-          <w:bCs/>
+          <w:lang w:val="es-ES"/>
         </w:rPr>
         <w:t>}</w:t>
       </w:r>
@@ -1338,15 +1408,86 @@
       <w:pPr>
         <w:spacing w:after="0"/>
         <w:jc w:val="both"/>
-      </w:pPr>
-      <w:r>
-        <w:t>{</w:t>
-      </w:r>
-      <w:r>
-        <w:t>periodo</w:t>
-      </w:r>
-      <w:r>
+        <w:rPr>
+          <w:lang w:val="es-ES"/>
+        </w:rPr>
+      </w:pPr>
+      <w:r>
+        <w:rPr>
+          <w:lang w:val="es-ES"/>
+        </w:rPr>
+        <w:t>{/</w:t>
+      </w:r>
+      <w:r>
+        <w:t>experiencias</w:t>
+      </w:r>
+      <w:r>
+        <w:rPr>
+          <w:lang w:val="es-ES"/>
+        </w:rPr>
         <w:t>}</w:t>
+      </w:r>
+    </w:p>
+    <w:p>
+      <w:pPr>
+        <w:jc w:val="both"/>
+        <w:rPr>
+          <w:lang w:val="es-ES"/>
+        </w:rPr>
+      </w:pPr>
+      <w:r>
+        <w:rPr>
+          <w:lang w:val="es-ES"/>
+        </w:rPr>
+        <w:t>{#tieneCursos}</w:t>
+      </w:r>
+    </w:p>
+    <w:p>
+      <w:pPr>
+        <w:spacing w:after="0"/>
+        <w:rPr>
+          <w:b/>
+          <w:bCs/>
+          <w:color w:val="0070C0"/>
+          <w:lang w:val="es-ES"/>
+        </w:rPr>
+      </w:pPr>
+      <w:r>
+        <w:rPr>
+          <w:b/>
+          <w:bCs/>
+          <w:color w:val="0070C0"/>
+          <w:lang w:val="es-ES"/>
+        </w:rPr>
+        <w:t>OT</w:t>
+      </w:r>
+      <w:r>
+        <w:rPr>
+          <w:b/>
+          <w:bCs/>
+          <w:color w:val="0070C0"/>
+          <w:lang w:val="es-ES"/>
+        </w:rPr>
+        <w:t>HER STUDIES</w:t>
+      </w:r>
+    </w:p>
+    <w:p>
+      <w:pPr>
+        <w:spacing w:after="0"/>
+        <w:rPr>
+          <w:b/>
+          <w:bCs/>
+          <w:color w:val="000000" w:themeColor="text1"/>
+          <w:lang w:val="es-ES"/>
+        </w:rPr>
+      </w:pPr>
+      <w:r>
+        <w:rPr>
+          <w:b/>
+          <w:bCs/>
+          <w:color w:val="000000" w:themeColor="text1"/>
+        </w:rPr>
+        <w:t>‾‾‾‾‾‾‾‾‾‾‾‾‾‾‾‾‾‾‾‾‾‾‾‾‾‾‾‾‾‾‾‾‾‾‾‾‾‾‾‾‾‾‾‾‾‾‾‾‾‾‾‾‾‾‾‾‾‾‾‾‾‾‾‾‾‾‾‾‾‾‾‾‾‾‾‾‾‾‾‾‾‾‾‾‾‾‾‾‾‾‾‾‾‾‾‾‾</w:t>
       </w:r>
     </w:p>
     <w:p>
@@ -1354,77 +1495,75 @@
         <w:spacing w:after="0"/>
         <w:jc w:val="both"/>
       </w:pPr>
-      <w:proofErr w:type="spellStart"/>
-      <w:r>
-        <w:t>Description</w:t>
-      </w:r>
-      <w:proofErr w:type="spellEnd"/>
-      <w:r>
-        <w:t xml:space="preserve">: </w:t>
-      </w:r>
-      <w:r>
-        <w:t>{</w:t>
-      </w:r>
-      <w:proofErr w:type="spellStart"/>
-      <w:r>
-        <w:t>descripcion</w:t>
-      </w:r>
-      <w:proofErr w:type="spellEnd"/>
-      <w:r>
-        <w:t>}</w:t>
+      <w:r>
+        <w:t>{#cursos}</w:t>
       </w:r>
     </w:p>
     <w:p>
       <w:pPr>
         <w:spacing w:after="0"/>
         <w:jc w:val="both"/>
-      </w:pPr>
-      <w:proofErr w:type="spellStart"/>
-      <w:r>
-        <w:t>Entity</w:t>
-      </w:r>
-      <w:proofErr w:type="spellEnd"/>
-      <w:r>
-        <w:t>: {entidad}</w:t>
-      </w:r>
-    </w:p>
-    <w:p>
-      <w:pPr>
-        <w:jc w:val="both"/>
-      </w:pPr>
-      <w:proofErr w:type="spellStart"/>
-      <w:r>
-        <w:t>Study</w:t>
-      </w:r>
-      <w:proofErr w:type="spellEnd"/>
-      <w:r>
-        <w:t xml:space="preserve"> </w:t>
-      </w:r>
-      <w:r>
-        <w:t>t</w:t>
-      </w:r>
-      <w:r>
-        <w:t>ime</w:t>
-      </w:r>
-      <w:r>
-        <w:t>: {</w:t>
-      </w:r>
-      <w:proofErr w:type="spellStart"/>
-      <w:r>
-        <w:t>tiempoEstudio</w:t>
-      </w:r>
-      <w:proofErr w:type="spellEnd"/>
-      <w:r>
-        <w:t>}</w:t>
+        <w:rPr>
+          <w:b/>
+          <w:bCs/>
+        </w:rPr>
+      </w:pPr>
+      <w:r>
+        <w:rPr>
+          <w:b/>
+          <w:bCs/>
+        </w:rPr>
+        <w:t>{nombre}</w:t>
       </w:r>
     </w:p>
     <w:p>
       <w:pPr>
         <w:spacing w:after="0"/>
         <w:jc w:val="both"/>
-      </w:pPr>
-      <w:r>
-        <w:t>{/cursos}</w:t>
+        <w:rPr>
+          <w:b/>
+          <w:bCs/>
+        </w:rPr>
+      </w:pPr>
+      <w:proofErr w:type="spellStart"/>
+      <w:r>
+        <w:rPr>
+          <w:b/>
+          <w:bCs/>
+        </w:rPr>
+        <w:lastRenderedPageBreak/>
+        <w:t>Organization</w:t>
+      </w:r>
+      <w:proofErr w:type="spellEnd"/>
+      <w:r>
+        <w:rPr>
+          <w:b/>
+          <w:bCs/>
+        </w:rPr>
+        <w:t xml:space="preserve">: </w:t>
+      </w:r>
+      <w:r>
+        <w:rPr>
+          <w:b/>
+          <w:bCs/>
+        </w:rPr>
+        <w:t>{</w:t>
+      </w:r>
+      <w:proofErr w:type="spellStart"/>
+      <w:r>
+        <w:rPr>
+          <w:b/>
+          <w:bCs/>
+        </w:rPr>
+        <w:t>organizacion</w:t>
+      </w:r>
+      <w:proofErr w:type="spellEnd"/>
+      <w:r>
+        <w:rPr>
+          <w:b/>
+          <w:bCs/>
+        </w:rPr>
+        <w:t>}</w:t>
       </w:r>
     </w:p>
     <w:p>
@@ -1433,6 +1572,99 @@
         <w:jc w:val="both"/>
       </w:pPr>
       <w:r>
+        <w:t>{</w:t>
+      </w:r>
+      <w:r>
+        <w:t>periodo</w:t>
+      </w:r>
+      <w:r>
+        <w:t>}</w:t>
+      </w:r>
+    </w:p>
+    <w:p>
+      <w:pPr>
+        <w:spacing w:after="0"/>
+        <w:jc w:val="both"/>
+      </w:pPr>
+      <w:proofErr w:type="spellStart"/>
+      <w:r>
+        <w:t>Description</w:t>
+      </w:r>
+      <w:proofErr w:type="spellEnd"/>
+      <w:r>
+        <w:t xml:space="preserve">: </w:t>
+      </w:r>
+      <w:r>
+        <w:t>{</w:t>
+      </w:r>
+      <w:proofErr w:type="spellStart"/>
+      <w:r>
+        <w:t>descripcion</w:t>
+      </w:r>
+      <w:proofErr w:type="spellEnd"/>
+      <w:r>
+        <w:t>}</w:t>
+      </w:r>
+    </w:p>
+    <w:p>
+      <w:pPr>
+        <w:spacing w:after="0"/>
+        <w:jc w:val="both"/>
+      </w:pPr>
+      <w:proofErr w:type="spellStart"/>
+      <w:r>
+        <w:t>Entity</w:t>
+      </w:r>
+      <w:proofErr w:type="spellEnd"/>
+      <w:r>
+        <w:t>: {entidad}</w:t>
+      </w:r>
+    </w:p>
+    <w:p>
+      <w:pPr>
+        <w:jc w:val="both"/>
+      </w:pPr>
+      <w:proofErr w:type="spellStart"/>
+      <w:r>
+        <w:t>Study</w:t>
+      </w:r>
+      <w:proofErr w:type="spellEnd"/>
+      <w:r>
+        <w:t xml:space="preserve"> </w:t>
+      </w:r>
+      <w:r>
+        <w:t>t</w:t>
+      </w:r>
+      <w:r>
+        <w:t>ime</w:t>
+      </w:r>
+      <w:r>
+        <w:t>: {</w:t>
+      </w:r>
+      <w:proofErr w:type="spellStart"/>
+      <w:r>
+        <w:t>tiempoEstudio</w:t>
+      </w:r>
+      <w:proofErr w:type="spellEnd"/>
+      <w:r>
+        <w:t>}</w:t>
+      </w:r>
+    </w:p>
+    <w:p>
+      <w:pPr>
+        <w:spacing w:after="0"/>
+        <w:jc w:val="both"/>
+      </w:pPr>
+      <w:r>
+        <w:t>{/cursos}</w:t>
+      </w:r>
+    </w:p>
+    <w:p>
+      <w:pPr>
+        <w:spacing w:after="0"/>
+        <w:jc w:val="both"/>
+      </w:pPr>
+      <w:r>
         <w:t>{/</w:t>
       </w:r>
       <w:proofErr w:type="spellStart"/>
@@ -1475,7 +1707,6 @@
           <w:color w:val="0070C0"/>
           <w:lang w:val="es-ES"/>
         </w:rPr>
-        <w:lastRenderedPageBreak/>
         <w:t>NOT</w:t>
       </w:r>
       <w:r>
